--- a/Revised Sprint 1 Deliverables/4. Revised Set of Stories.docx
+++ b/Revised Sprint 1 Deliverables/4. Revised Set of Stories.docx
@@ -530,7 +530,7 @@
               <w:t>Delivered.</w:t>
             </w:r>
             <w:r>
-              <w:t xml:space="preserve"> GOOSE and STONE surveyed against a fixed checklist. The finding — that off-road radar exists but is not obtainable — was reported to the client</w:t>
+              <w:t xml:space="preserve"> GOOSE and STONE surveyed against a fixed checklist. GOOSE radar is not obtainable in the released data; STONE radar exists but access/tooling/licence blockers remain. Client notification is unverified</w:t>
             </w:r>
           </w:p>
         </w:tc>
@@ -768,10 +768,10 @@
               <w:rPr>
                 <w:b/>
               </w:rPr>
-              <w:t>Delivered</w:t>
+              <w:t>Partial</w:t>
             </w:r>
             <w:r>
-              <w:t xml:space="preserve"> — surveys, experiment logs and result records across three datasets</w:t>
+              <w:t xml:space="preserve"> — GOOSE and TruckScenes have survey/log/record evidence; TruckScenes PR #21 is open and TruckDrive still needs the shared survey and result records</w:t>
             </w:r>
           </w:p>
         </w:tc>
@@ -894,7 +894,7 @@
               <w:t>Partial</w:t>
             </w:r>
             <w:r>
-              <w:t xml:space="preserve"> — note drafted and revised; not sent, pending client availability</w:t>
+              <w:t xml:space="preserve"> — note drafted and revised; not sent, pending survey correction and outside-pair cold read</w:t>
             </w:r>
           </w:p>
         </w:tc>
@@ -1719,10 +1719,7 @@
     <w:p/>
     <w:p>
       <w:r>
-        <w:rPr>
-          <w:b/>
-        </w:rPr>
-        <w:t>Summary: 12 delivered or strengthened, 4 partial, 7 deferred, 4 not started.</w:t>
+        <w:t>The rows above are the status ledger; superseded and partly delivered work is stated per story rather than counted as complete.</w:t>
       </w:r>
     </w:p>
     <w:p>
@@ -2373,10 +2370,10 @@
               <w:rPr>
                 <w:b/>
               </w:rPr>
-              <w:t>Delivered</w:t>
+              <w:t>Partial</w:t>
             </w:r>
             <w:r>
-              <w:t xml:space="preserve"> — cold read outstanding</w:t>
+              <w:t xml:space="preserve"> — figure produced; required cold read outstanding</w:t>
             </w:r>
           </w:p>
         </w:tc>
@@ -2705,7 +2702,10 @@
               <w:rPr>
                 <w:b/>
               </w:rPr>
-              <w:t>Delivered</w:t>
+              <w:t>Partial</w:t>
+            </w:r>
+            <w:r>
+              <w:t xml:space="preserve"> — draft in PR #21; independent cold read and merge pending</w:t>
             </w:r>
           </w:p>
         </w:tc>
@@ -3216,7 +3216,7 @@
           <w:p>
             <w:r/>
             <w:r>
-              <w:t>Complete a model run, or document why it cannot be completed</w:t>
+              <w:t>Decide whether a complete GOOSE run is useful, then agree compute and protocol</w:t>
             </w:r>
           </w:p>
         </w:tc>
@@ -3227,7 +3227,7 @@
           <w:p>
             <w:r/>
             <w:r>
-              <w:t>The project's only route to a benchmark number</w:t>
+              <w:t>Optional GOOSE reproduction; the planned TruckScenes experiment is another route to benchmark results</w:t>
             </w:r>
           </w:p>
         </w:tc>
@@ -3347,7 +3347,7 @@
         <w:t>A story producing a negative result — a toolchain that is not viable, a dataset that does not exist, a baseline that cannot be found — is complete once that result is documented, and is not carried forward as unfinished work.</w:t>
       </w:r>
       <w:r>
-        <w:t xml:space="preserve"> That rule is unchanged from Sprint 1 and it is how GO-6, DZ-2 and RY-3 were satisfied.</w:t>
+        <w:t xml:space="preserve"> That rule is unchanged from Sprint 1 and it is how DZ-2 and RY-3 were satisfied. GO-6 remains partial because its stated output is a benchmark number; the bounded result does not supply one.</w:t>
       </w:r>
     </w:p>
     <w:sectPr>

--- a/Revised Sprint 1 Deliverables/4. Revised Set of Stories.docx
+++ b/Revised Sprint 1 Deliverables/4. Revised Set of Stories.docx
@@ -1384,6 +1384,14 @@
       </w:tr>
     </w:tbl>
     <w:p/>
+    <w:p>
+      <w:r>
+        <w:rPr>
+          <w:i/>
+        </w:rPr>
+        <w:t>Aiden's Sprint 2 contribution sits under TS-6 and TS-7 rather than under Epic E. The industry review is deferred with the other epics; the model evaluation was not in the original backlog at all.</w:t>
+      </w:r>
+    </w:p>
     <w:p>
       <w:pPr>
         <w:pStyle w:val="Heading3"/>
